--- a/LLM_and_Enterprise_RAG_Bootcamp/Lab_Walkthroughs/Week_03_Lab_A_four_chunking_strategies_head_to_head.docx
+++ b/LLM_and_Enterprise_RAG_Bootcamp/Lab_Walkthroughs/Week_03_Lab_A_four_chunking_strategies_head_to_head.docx
@@ -155,6 +155,495 @@
           <w:sz w:val="22"/>
         </w:rPr>
         <w:t>Compare recall@10, average chunk length, and end-to-end answer quality.</w:t>
+      </w:r>
+    </w:p>
+    <w:p>
+      <w:r>
+        <w:rPr>
+          <w:b/>
+          <w:color w:val="1E2761"/>
+          <w:sz w:val="32"/>
+        </w:rPr>
+        <w:t>Starter Code</w:t>
+      </w:r>
+    </w:p>
+    <w:p>
+      <w:r>
+        <w:rPr>
+          <w:color w:val="333333"/>
+          <w:sz w:val="22"/>
+        </w:rPr>
+        <w:t>Copy this into the lab workspace and fill in the marked sections.</w:t>
+      </w:r>
+    </w:p>
+    <w:p>
+      <w:pPr>
+        <w:spacing w:after="0" w:before="0"/>
+      </w:pPr>
+      <w:r>
+        <w:rPr>
+          <w:rFonts w:ascii="Consolas" w:hAnsi="Consolas"/>
+          <w:color w:val="101010"/>
+          <w:sz w:val="18"/>
+        </w:rPr>
+        <w:t>from dataclasses import dataclass</w:t>
+      </w:r>
+    </w:p>
+    <w:p>
+      <w:pPr>
+        <w:spacing w:after="0" w:before="0"/>
+      </w:pPr>
+      <w:r>
+        <w:rPr>
+          <w:rFonts w:ascii="Consolas" w:hAnsi="Consolas"/>
+          <w:color w:val="101010"/>
+          <w:sz w:val="18"/>
+        </w:rPr>
+        <w:t xml:space="preserve"> </w:t>
+      </w:r>
+    </w:p>
+    <w:p>
+      <w:pPr>
+        <w:spacing w:after="0" w:before="0"/>
+      </w:pPr>
+      <w:r>
+        <w:rPr>
+          <w:rFonts w:ascii="Consolas" w:hAnsi="Consolas"/>
+          <w:color w:val="101010"/>
+          <w:sz w:val="18"/>
+        </w:rPr>
+        <w:t>@dataclass</w:t>
+      </w:r>
+    </w:p>
+    <w:p>
+      <w:pPr>
+        <w:spacing w:after="0" w:before="0"/>
+      </w:pPr>
+      <w:r>
+        <w:rPr>
+          <w:rFonts w:ascii="Consolas" w:hAnsi="Consolas"/>
+          <w:color w:val="101010"/>
+          <w:sz w:val="18"/>
+        </w:rPr>
+        <w:t>class Chunk:</w:t>
+      </w:r>
+    </w:p>
+    <w:p>
+      <w:pPr>
+        <w:spacing w:after="0" w:before="0"/>
+      </w:pPr>
+      <w:r>
+        <w:rPr>
+          <w:rFonts w:ascii="Consolas" w:hAnsi="Consolas"/>
+          <w:color w:val="101010"/>
+          <w:sz w:val="18"/>
+        </w:rPr>
+        <w:t xml:space="preserve">    text: str</w:t>
+      </w:r>
+    </w:p>
+    <w:p>
+      <w:pPr>
+        <w:spacing w:after="0" w:before="0"/>
+      </w:pPr>
+      <w:r>
+        <w:rPr>
+          <w:rFonts w:ascii="Consolas" w:hAnsi="Consolas"/>
+          <w:color w:val="101010"/>
+          <w:sz w:val="18"/>
+        </w:rPr>
+        <w:t xml:space="preserve">    doc_id: str</w:t>
+      </w:r>
+    </w:p>
+    <w:p>
+      <w:pPr>
+        <w:spacing w:after="0" w:before="0"/>
+      </w:pPr>
+      <w:r>
+        <w:rPr>
+          <w:rFonts w:ascii="Consolas" w:hAnsi="Consolas"/>
+          <w:color w:val="101010"/>
+          <w:sz w:val="18"/>
+        </w:rPr>
+        <w:t xml:space="preserve">    strategy: str</w:t>
+      </w:r>
+    </w:p>
+    <w:p>
+      <w:pPr>
+        <w:spacing w:after="0" w:before="0"/>
+      </w:pPr>
+      <w:r>
+        <w:rPr>
+          <w:rFonts w:ascii="Consolas" w:hAnsi="Consolas"/>
+          <w:color w:val="101010"/>
+          <w:sz w:val="18"/>
+        </w:rPr>
+        <w:t xml:space="preserve"> </w:t>
+      </w:r>
+    </w:p>
+    <w:p>
+      <w:pPr>
+        <w:spacing w:after="0" w:before="0"/>
+      </w:pPr>
+      <w:r>
+        <w:rPr>
+          <w:rFonts w:ascii="Consolas" w:hAnsi="Consolas"/>
+          <w:color w:val="101010"/>
+          <w:sz w:val="18"/>
+        </w:rPr>
+        <w:t>def chunk_fixed(doc, size=400, overlap=50):</w:t>
+      </w:r>
+    </w:p>
+    <w:p>
+      <w:pPr>
+        <w:spacing w:after="0" w:before="0"/>
+      </w:pPr>
+      <w:r>
+        <w:rPr>
+          <w:rFonts w:ascii="Consolas" w:hAnsi="Consolas"/>
+          <w:color w:val="101010"/>
+          <w:sz w:val="18"/>
+        </w:rPr>
+        <w:t xml:space="preserve">    words = doc['text'].split()</w:t>
+      </w:r>
+    </w:p>
+    <w:p>
+      <w:pPr>
+        <w:spacing w:after="0" w:before="0"/>
+      </w:pPr>
+      <w:r>
+        <w:rPr>
+          <w:rFonts w:ascii="Consolas" w:hAnsi="Consolas"/>
+          <w:color w:val="101010"/>
+          <w:sz w:val="18"/>
+        </w:rPr>
+        <w:t xml:space="preserve">    step = size - overlap</w:t>
+      </w:r>
+    </w:p>
+    <w:p>
+      <w:pPr>
+        <w:spacing w:after="0" w:before="0"/>
+      </w:pPr>
+      <w:r>
+        <w:rPr>
+          <w:rFonts w:ascii="Consolas" w:hAnsi="Consolas"/>
+          <w:color w:val="101010"/>
+          <w:sz w:val="18"/>
+        </w:rPr>
+        <w:t xml:space="preserve">    return [Chunk(' '.join(words[i:i + size]), doc['id'], 'fixed')</w:t>
+      </w:r>
+    </w:p>
+    <w:p>
+      <w:pPr>
+        <w:spacing w:after="0" w:before="0"/>
+      </w:pPr>
+      <w:r>
+        <w:rPr>
+          <w:rFonts w:ascii="Consolas" w:hAnsi="Consolas"/>
+          <w:color w:val="101010"/>
+          <w:sz w:val="18"/>
+        </w:rPr>
+        <w:t xml:space="preserve">            for i in range(0, len(words), step)]</w:t>
+      </w:r>
+    </w:p>
+    <w:p>
+      <w:pPr>
+        <w:spacing w:after="0" w:before="0"/>
+      </w:pPr>
+      <w:r>
+        <w:rPr>
+          <w:rFonts w:ascii="Consolas" w:hAnsi="Consolas"/>
+          <w:color w:val="101010"/>
+          <w:sz w:val="18"/>
+        </w:rPr>
+        <w:t xml:space="preserve"> </w:t>
+      </w:r>
+    </w:p>
+    <w:p>
+      <w:pPr>
+        <w:spacing w:after="0" w:before="0"/>
+      </w:pPr>
+      <w:r>
+        <w:rPr>
+          <w:rFonts w:ascii="Consolas" w:hAnsi="Consolas"/>
+          <w:color w:val="101010"/>
+          <w:sz w:val="18"/>
+        </w:rPr>
+        <w:t>def chunk_semantic(doc, threshold=0.55):</w:t>
+      </w:r>
+    </w:p>
+    <w:p>
+      <w:pPr>
+        <w:spacing w:after="0" w:before="0"/>
+      </w:pPr>
+      <w:r>
+        <w:rPr>
+          <w:rFonts w:ascii="Consolas" w:hAnsi="Consolas"/>
+          <w:color w:val="101010"/>
+          <w:sz w:val="18"/>
+        </w:rPr>
+        <w:t xml:space="preserve">    # TODO: split where cosine similarity between adjacent</w:t>
+      </w:r>
+    </w:p>
+    <w:p>
+      <w:pPr>
+        <w:spacing w:after="0" w:before="0"/>
+      </w:pPr>
+      <w:r>
+        <w:rPr>
+          <w:rFonts w:ascii="Consolas" w:hAnsi="Consolas"/>
+          <w:color w:val="101010"/>
+          <w:sz w:val="18"/>
+        </w:rPr>
+        <w:t xml:space="preserve">    # sentence embeddings dips below threshold</w:t>
+      </w:r>
+    </w:p>
+    <w:p>
+      <w:pPr>
+        <w:spacing w:after="0" w:before="0"/>
+      </w:pPr>
+      <w:r>
+        <w:rPr>
+          <w:rFonts w:ascii="Consolas" w:hAnsi="Consolas"/>
+          <w:color w:val="101010"/>
+          <w:sz w:val="18"/>
+        </w:rPr>
+        <w:t xml:space="preserve">    raise NotImplementedError</w:t>
+      </w:r>
+    </w:p>
+    <w:p>
+      <w:pPr>
+        <w:spacing w:after="0" w:before="0"/>
+      </w:pPr>
+      <w:r>
+        <w:rPr>
+          <w:rFonts w:ascii="Consolas" w:hAnsi="Consolas"/>
+          <w:color w:val="101010"/>
+          <w:sz w:val="18"/>
+        </w:rPr>
+        <w:t xml:space="preserve"> </w:t>
+      </w:r>
+    </w:p>
+    <w:p>
+      <w:pPr>
+        <w:spacing w:after="0" w:before="0"/>
+      </w:pPr>
+      <w:r>
+        <w:rPr>
+          <w:rFonts w:ascii="Consolas" w:hAnsi="Consolas"/>
+          <w:color w:val="101010"/>
+          <w:sz w:val="18"/>
+        </w:rPr>
+        <w:t>def chunk_late(doc, embedder):</w:t>
+      </w:r>
+    </w:p>
+    <w:p>
+      <w:pPr>
+        <w:spacing w:after="0" w:before="0"/>
+      </w:pPr>
+      <w:r>
+        <w:rPr>
+          <w:rFonts w:ascii="Consolas" w:hAnsi="Consolas"/>
+          <w:color w:val="101010"/>
+          <w:sz w:val="18"/>
+        </w:rPr>
+        <w:t xml:space="preserve">    # TODO: embed full doc with a long-context embedder, then</w:t>
+      </w:r>
+    </w:p>
+    <w:p>
+      <w:pPr>
+        <w:spacing w:after="0" w:before="0"/>
+      </w:pPr>
+      <w:r>
+        <w:rPr>
+          <w:rFonts w:ascii="Consolas" w:hAnsi="Consolas"/>
+          <w:color w:val="101010"/>
+          <w:sz w:val="18"/>
+        </w:rPr>
+        <w:t xml:space="preserve">    # mean-pool token vectors per chunk span</w:t>
+      </w:r>
+    </w:p>
+    <w:p>
+      <w:pPr>
+        <w:spacing w:after="0" w:before="0"/>
+      </w:pPr>
+      <w:r>
+        <w:rPr>
+          <w:rFonts w:ascii="Consolas" w:hAnsi="Consolas"/>
+          <w:color w:val="101010"/>
+          <w:sz w:val="18"/>
+        </w:rPr>
+        <w:t xml:space="preserve">    raise NotImplementedError</w:t>
+      </w:r>
+    </w:p>
+    <w:p>
+      <w:pPr>
+        <w:spacing w:after="0" w:before="0"/>
+      </w:pPr>
+      <w:r>
+        <w:rPr>
+          <w:rFonts w:ascii="Consolas" w:hAnsi="Consolas"/>
+          <w:color w:val="101010"/>
+          <w:sz w:val="18"/>
+        </w:rPr>
+        <w:t xml:space="preserve"> </w:t>
+      </w:r>
+    </w:p>
+    <w:p>
+      <w:pPr>
+        <w:spacing w:after="0" w:before="0"/>
+      </w:pPr>
+      <w:r>
+        <w:rPr>
+          <w:rFonts w:ascii="Consolas" w:hAnsi="Consolas"/>
+          <w:color w:val="101010"/>
+          <w:sz w:val="18"/>
+        </w:rPr>
+        <w:t>def chunk_contextual(doc, llm):</w:t>
+      </w:r>
+    </w:p>
+    <w:p>
+      <w:pPr>
+        <w:spacing w:after="0" w:before="0"/>
+      </w:pPr>
+      <w:r>
+        <w:rPr>
+          <w:rFonts w:ascii="Consolas" w:hAnsi="Consolas"/>
+          <w:color w:val="101010"/>
+          <w:sz w:val="18"/>
+        </w:rPr>
+        <w:t xml:space="preserve">    # TODO: prepend a one-sentence document summary to each</w:t>
+      </w:r>
+    </w:p>
+    <w:p>
+      <w:pPr>
+        <w:spacing w:after="0" w:before="0"/>
+      </w:pPr>
+      <w:r>
+        <w:rPr>
+          <w:rFonts w:ascii="Consolas" w:hAnsi="Consolas"/>
+          <w:color w:val="101010"/>
+          <w:sz w:val="18"/>
+        </w:rPr>
+        <w:t xml:space="preserve">    # fixed chunk; cache LLM calls to disk by doc hash</w:t>
+      </w:r>
+    </w:p>
+    <w:p>
+      <w:pPr>
+        <w:spacing w:after="0" w:before="0"/>
+      </w:pPr>
+      <w:r>
+        <w:rPr>
+          <w:rFonts w:ascii="Consolas" w:hAnsi="Consolas"/>
+          <w:color w:val="101010"/>
+          <w:sz w:val="18"/>
+        </w:rPr>
+        <w:t xml:space="preserve">    raise NotImplementedError</w:t>
+      </w:r>
+    </w:p>
+    <w:p>
+      <w:pPr>
+        <w:spacing w:after="0" w:before="0"/>
+      </w:pPr>
+      <w:r>
+        <w:rPr>
+          <w:rFonts w:ascii="Consolas" w:hAnsi="Consolas"/>
+          <w:color w:val="101010"/>
+          <w:sz w:val="18"/>
+        </w:rPr>
+        <w:t xml:space="preserve"> </w:t>
+      </w:r>
+    </w:p>
+    <w:p>
+      <w:pPr>
+        <w:spacing w:after="0" w:before="0"/>
+      </w:pPr>
+      <w:r>
+        <w:rPr>
+          <w:rFonts w:ascii="Consolas" w:hAnsi="Consolas"/>
+          <w:color w:val="101010"/>
+          <w:sz w:val="18"/>
+        </w:rPr>
+        <w:t>STRATEGIES = [chunk_fixed, chunk_semantic, chunk_late, chunk_contextual]</w:t>
+      </w:r>
+    </w:p>
+    <w:p>
+      <w:pPr>
+        <w:spacing w:after="0" w:before="0"/>
+      </w:pPr>
+      <w:r>
+        <w:rPr>
+          <w:rFonts w:ascii="Consolas" w:hAnsi="Consolas"/>
+          <w:color w:val="101010"/>
+          <w:sz w:val="18"/>
+        </w:rPr>
+        <w:t xml:space="preserve"> </w:t>
+      </w:r>
+    </w:p>
+    <w:p>
+      <w:r>
+        <w:rPr>
+          <w:b/>
+          <w:color w:val="1E2761"/>
+          <w:sz w:val="32"/>
+        </w:rPr>
+        <w:t>Verification Checks</w:t>
+      </w:r>
+    </w:p>
+    <w:p>
+      <w:r>
+        <w:rPr>
+          <w:color w:val="333333"/>
+          <w:sz w:val="22"/>
+        </w:rPr>
+        <w:t>Run these before submitting. Each check catches a frequent failure.</w:t>
+      </w:r>
+    </w:p>
+    <w:p>
+      <w:pPr>
+        <w:pStyle w:val="ListBullet"/>
+      </w:pPr>
+      <w:r>
+        <w:rPr>
+          <w:color w:val="333333"/>
+          <w:sz w:val="22"/>
+        </w:rPr>
+        <w:t>All four chunkers return list[Chunk] on the same sample document and round-trip through one shared indexer.</w:t>
+      </w:r>
+    </w:p>
+    <w:p>
+      <w:pPr>
+        <w:pStyle w:val="ListBullet"/>
+      </w:pPr>
+      <w:r>
+        <w:rPr>
+          <w:color w:val="333333"/>
+          <w:sz w:val="22"/>
+        </w:rPr>
+        <w:t>Reconstructing fixed chunks covers the full document with no gaps (overlap regions excepted).</w:t>
+      </w:r>
+    </w:p>
+    <w:p>
+      <w:pPr>
+        <w:pStyle w:val="ListBullet"/>
+      </w:pPr>
+      <w:r>
+        <w:rPr>
+          <w:color w:val="333333"/>
+          <w:sz w:val="22"/>
+        </w:rPr>
+        <w:t>Contextual chunking writes its LLM summaries to the cache directory; a second run makes zero API calls.</w:t>
+      </w:r>
+    </w:p>
+    <w:p>
+      <w:pPr>
+        <w:pStyle w:val="ListBullet"/>
+      </w:pPr>
+      <w:r>
+        <w:rPr>
+          <w:color w:val="333333"/>
+          <w:sz w:val="22"/>
+        </w:rPr>
+        <w:t>The final table reports recall@10, mean chunk length, and answer F1 for all four strategies on the same 100 queries.</w:t>
       </w:r>
     </w:p>
     <w:p>
@@ -518,6 +1007,7 @@
       </w:r>
     </w:p>
     <w:sectPr>
+      <w:footerReference w:type="default" r:id="rId9"/>
       <w:pgSz w:w="12240" w:h="15840"/>
       <w:pgMar w:top="1152" w:right="1296" w:bottom="1152" w:left="1296" w:header="720" w:footer="720" w:gutter="0"/>
       <w:cols w:space="720"/>
@@ -525,6 +1015,25 @@
     </w:sectPr>
   </w:body>
 </w:document>
+</file>
+
+<file path=word/footer1.xml><?xml version="1.0" encoding="utf-8"?>
+<w:ftr xmlns:m="http://schemas.openxmlformats.org/officeDocument/2006/math" xmlns:mc="http://schemas.openxmlformats.org/markup-compatibility/2006" xmlns:mo="http://schemas.microsoft.com/office/mac/office/2008/main" xmlns:mv="urn:schemas-microsoft-com:mac:vml" xmlns:o="urn:schemas-microsoft-com:office:office" xmlns:r="http://schemas.openxmlformats.org/officeDocument/2006/relationships" xmlns:v="urn:schemas-microsoft-com:vml" xmlns:w10="urn:schemas-microsoft-com:office:word" xmlns:w14="http://schemas.microsoft.com/office/word/2010/wordml" xmlns:w="http://schemas.openxmlformats.org/wordprocessingml/2006/main" xmlns:wne="http://schemas.microsoft.com/office/word/2006/wordml" xmlns:wp14="http://schemas.microsoft.com/office/word/2010/wordprocessingDrawing" xmlns:wp="http://schemas.openxmlformats.org/drawingml/2006/wordprocessingDrawing" xmlns:wpc="http://schemas.microsoft.com/office/word/2010/wordprocessingCanvas" xmlns:wpg="http://schemas.microsoft.com/office/word/2010/wordprocessingGroup" xmlns:wpi="http://schemas.microsoft.com/office/word/2010/wordprocessingInk" xmlns:wps="http://schemas.microsoft.com/office/word/2010/wordprocessingShape" mc:Ignorable="w14 wp14">
+  <w:p>
+    <w:pPr>
+      <w:pStyle w:val="Footer"/>
+      <w:jc w:val="center"/>
+    </w:pPr>
+    <w:r>
+      <w:rPr>
+        <w:rFonts w:ascii="Calibri" w:hAnsi="Calibri"/>
+        <w:color w:val="333333"/>
+        <w:sz w:val="18"/>
+      </w:rPr>
+      <w:t>© 2026 Proxiant Academy | info@proxiant.com | proxiant.ai/training</w:t>
+    </w:r>
+  </w:p>
+</w:ftr>
 </file>
 
 <file path=word/numbering.xml><?xml version="1.0" encoding="utf-8"?>
